--- a/Calendario2025/Actividades/A3_VLANs/Act3_VLANs.docx
+++ b/Calendario2025/Actividades/A3_VLANs/Act3_VLANs.docx
@@ -1,6 +1,6 @@
 
 <file path=word/document.xml><?xml version="1.0" encoding="utf-8"?>
-<w:document xmlns:wpc="http://schemas.microsoft.com/office/word/2010/wordprocessingCanvas" xmlns:cx="http://schemas.microsoft.com/office/drawing/2014/chartex" xmlns:cx1="http://schemas.microsoft.com/office/drawing/2015/9/8/chartex" xmlns:cx2="http://schemas.microsoft.com/office/drawing/2015/10/21/chartex" xmlns:cx3="http://schemas.microsoft.com/office/drawing/2016/5/9/chartex" xmlns:cx4="http://schemas.microsoft.com/office/drawing/2016/5/10/chartex" xmlns:cx5="http://schemas.microsoft.com/office/drawing/2016/5/11/chartex" xmlns:cx6="http://schemas.microsoft.com/office/drawing/2016/5/12/chartex" xmlns:cx7="http://schemas.microsoft.com/office/drawing/2016/5/13/chartex" xmlns:cx8="http://schemas.microsoft.com/office/drawing/2016/5/14/chartex" xmlns:mc="http://schemas.openxmlformats.org/markup-compatibility/2006" xmlns:aink="http://schemas.microsoft.com/office/drawing/2016/ink" xmlns:am3d="http://schemas.microsoft.com/office/drawing/2017/model3d" xmlns:o="urn:schemas-microsoft-com:office:office" xmlns:oel="http://schemas.microsoft.com/office/2019/extlst" xmlns:r="http://schemas.openxmlformats.org/officeDocument/2006/relationships" xmlns:m="http://schemas.openxmlformats.org/officeDocument/2006/math" xmlns:v="urn:schemas-microsoft-com:vml" xmlns:wp14="http://schemas.microsoft.com/office/word/2010/wordprocessingDrawing" xmlns:wp="http://schemas.openxmlformats.org/drawingml/2006/wordprocessingDrawing" xmlns:w10="urn:schemas-microsoft-com:office:word" xmlns:w="http://schemas.openxmlformats.org/wordprocessingml/2006/main" xmlns:w14="http://schemas.microsoft.com/office/word/2010/wordml" xmlns:w15="http://schemas.microsoft.com/office/word/2012/wordml" xmlns:w16cex="http://schemas.microsoft.com/office/word/2018/wordml/cex" xmlns:w16cid="http://schemas.microsoft.com/office/word/2016/wordml/cid" xmlns:w16="http://schemas.microsoft.com/office/word/2018/wordml" xmlns:w16sdtdh="http://schemas.microsoft.com/office/word/2020/wordml/sdtdatahash" xmlns:w16se="http://schemas.microsoft.com/office/word/2015/wordml/symex" xmlns:wpg="http://schemas.microsoft.com/office/word/2010/wordprocessingGroup" xmlns:wpi="http://schemas.microsoft.com/office/word/2010/wordprocessingInk" xmlns:wne="http://schemas.microsoft.com/office/word/2006/wordml" xmlns:wps="http://schemas.microsoft.com/office/word/2010/wordprocessingShape" mc:Ignorable="w14 w15 w16se w16cid w16 w16cex w16sdtdh wp14">
+<w:document xmlns:wpc="http://schemas.microsoft.com/office/word/2010/wordprocessingCanvas" xmlns:cx="http://schemas.microsoft.com/office/drawing/2014/chartex" xmlns:cx1="http://schemas.microsoft.com/office/drawing/2015/9/8/chartex" xmlns:cx2="http://schemas.microsoft.com/office/drawing/2015/10/21/chartex" xmlns:cx3="http://schemas.microsoft.com/office/drawing/2016/5/9/chartex" xmlns:cx4="http://schemas.microsoft.com/office/drawing/2016/5/10/chartex" xmlns:cx5="http://schemas.microsoft.com/office/drawing/2016/5/11/chartex" xmlns:cx6="http://schemas.microsoft.com/office/drawing/2016/5/12/chartex" xmlns:cx7="http://schemas.microsoft.com/office/drawing/2016/5/13/chartex" xmlns:cx8="http://schemas.microsoft.com/office/drawing/2016/5/14/chartex" xmlns:mc="http://schemas.openxmlformats.org/markup-compatibility/2006" xmlns:aink="http://schemas.microsoft.com/office/drawing/2016/ink" xmlns:am3d="http://schemas.microsoft.com/office/drawing/2017/model3d" xmlns:o="urn:schemas-microsoft-com:office:office" xmlns:oel="http://schemas.microsoft.com/office/2019/extlst" xmlns:r="http://schemas.openxmlformats.org/officeDocument/2006/relationships" xmlns:m="http://schemas.openxmlformats.org/officeDocument/2006/math" xmlns:v="urn:schemas-microsoft-com:vml" xmlns:wp14="http://schemas.microsoft.com/office/word/2010/wordprocessingDrawing" xmlns:wp="http://schemas.openxmlformats.org/drawingml/2006/wordprocessingDrawing" xmlns:w10="urn:schemas-microsoft-com:office:word" xmlns:w="http://schemas.openxmlformats.org/wordprocessingml/2006/main" xmlns:w14="http://schemas.microsoft.com/office/word/2010/wordml" xmlns:w15="http://schemas.microsoft.com/office/word/2012/wordml" xmlns:w16cex="http://schemas.microsoft.com/office/word/2018/wordml/cex" xmlns:w16cid="http://schemas.microsoft.com/office/word/2016/wordml/cid" xmlns:w16="http://schemas.microsoft.com/office/word/2018/wordml" xmlns:w16du="http://schemas.microsoft.com/office/word/2023/wordml/word16du" xmlns:w16sdtdh="http://schemas.microsoft.com/office/word/2020/wordml/sdtdatahash" xmlns:w16sdtfl="http://schemas.microsoft.com/office/word/2024/wordml/sdtformatlock" xmlns:w16se="http://schemas.microsoft.com/office/word/2015/wordml/symex" xmlns:wpg="http://schemas.microsoft.com/office/word/2010/wordprocessingGroup" xmlns:wpi="http://schemas.microsoft.com/office/word/2010/wordprocessingInk" xmlns:wne="http://schemas.microsoft.com/office/word/2006/wordml" xmlns:wps="http://schemas.microsoft.com/office/word/2010/wordprocessingShape" mc:Ignorable="w14 w15 w16se w16cid w16 w16cex w16sdtdh w16sdtfl w16du wp14">
   <w:body>
     <w:p>
       <w:pPr>
@@ -77,7 +77,6 @@
         </w:rPr>
         <w:t xml:space="preserve">básica de </w:t>
       </w:r>
-      <w:proofErr w:type="spellStart"/>
       <w:r>
         <w:rPr>
           <w:rFonts w:cs="Arial"/>
@@ -88,7 +87,6 @@
         </w:rPr>
         <w:t>VLANs</w:t>
       </w:r>
-      <w:proofErr w:type="spellEnd"/>
     </w:p>
     <w:p>
       <w:pPr>
@@ -188,6 +186,7 @@
       <w:r>
         <w:rPr>
           <w:rFonts w:ascii="Arial Narrow" w:eastAsia="Arial Narrow" w:hAnsi="Arial Narrow" w:cs="Arial Narrow"/>
+          <w:noProof/>
           <w:sz w:val="20"/>
           <w:szCs w:val="20"/>
         </w:rPr>
@@ -324,29 +323,7 @@
           <w:sz w:val="22"/>
           <w:szCs w:val="22"/>
         </w:rPr>
-        <w:t xml:space="preserve">Conocer la utilidad de la programación de </w:t>
-      </w:r>
-      <w:proofErr w:type="spellStart"/>
-      <w:r>
-        <w:rPr>
-          <w:rFonts w:ascii="Arial" w:hAnsi="Arial" w:cs="Arial"/>
-          <w:color w:val="2C3A45"/>
-          <w:spacing w:val="-2"/>
-          <w:sz w:val="22"/>
-          <w:szCs w:val="22"/>
-        </w:rPr>
-        <w:t>VLANs</w:t>
-      </w:r>
-      <w:proofErr w:type="spellEnd"/>
-      <w:r>
-        <w:rPr>
-          <w:rFonts w:ascii="Arial" w:hAnsi="Arial" w:cs="Arial"/>
-          <w:color w:val="2C3A45"/>
-          <w:spacing w:val="-2"/>
-          <w:sz w:val="22"/>
-          <w:szCs w:val="22"/>
-        </w:rPr>
-        <w:t>.</w:t>
+        <w:t>Conocer la utilidad de la programación de VLANs.</w:t>
       </w:r>
     </w:p>
     <w:p>
@@ -385,20 +362,8 @@
           <w:sz w:val="22"/>
           <w:szCs w:val="22"/>
         </w:rPr>
-        <w:t xml:space="preserve"> </w:t>
-      </w:r>
-      <w:proofErr w:type="spellStart"/>
-      <w:r>
-        <w:rPr>
-          <w:rFonts w:ascii="Arial" w:hAnsi="Arial" w:cs="Arial"/>
-          <w:color w:val="2C3A45"/>
-          <w:spacing w:val="-2"/>
-          <w:sz w:val="22"/>
-          <w:szCs w:val="22"/>
-        </w:rPr>
-        <w:t>VLANs</w:t>
-      </w:r>
-      <w:proofErr w:type="spellEnd"/>
+        <w:t xml:space="preserve"> VLANs</w:t>
+      </w:r>
       <w:r>
         <w:rPr>
           <w:rFonts w:ascii="Arial" w:hAnsi="Arial" w:cs="Arial"/>
@@ -469,45 +434,8 @@
           <w:color w:val="2C3A45"/>
           <w:spacing w:val="-2"/>
         </w:rPr>
-        <w:t xml:space="preserve"> entre uno o más switches y una sola interfaz del </w:t>
-      </w:r>
-      <w:proofErr w:type="spellStart"/>
-      <w:r>
-        <w:rPr>
-          <w:rFonts w:ascii="Arial" w:eastAsia="Arial Narrow" w:hAnsi="Arial" w:cs="Arial"/>
-          <w:color w:val="2C3A45"/>
-          <w:spacing w:val="-2"/>
-        </w:rPr>
-        <w:t>router</w:t>
-      </w:r>
-      <w:proofErr w:type="spellEnd"/>
-      <w:r>
-        <w:rPr>
-          <w:rFonts w:ascii="Arial" w:eastAsia="Arial Narrow" w:hAnsi="Arial" w:cs="Arial"/>
-          <w:color w:val="2C3A45"/>
-          <w:spacing w:val="-2"/>
-        </w:rPr>
-        <w:t xml:space="preserve">. Este método también se conoce como enrutamiento entre </w:t>
-      </w:r>
-      <w:proofErr w:type="spellStart"/>
-      <w:r>
-        <w:rPr>
-          <w:rFonts w:ascii="Arial" w:eastAsia="Arial Narrow" w:hAnsi="Arial" w:cs="Arial"/>
-          <w:color w:val="2C3A45"/>
-          <w:spacing w:val="-2"/>
-        </w:rPr>
-        <w:t>VLANs</w:t>
-      </w:r>
-      <w:proofErr w:type="spellEnd"/>
-      <w:r>
-        <w:rPr>
-          <w:rFonts w:ascii="Arial" w:eastAsia="Arial Narrow" w:hAnsi="Arial" w:cs="Arial"/>
-          <w:color w:val="2C3A45"/>
-          <w:spacing w:val="-2"/>
-        </w:rPr>
-        <w:t xml:space="preserve"> de </w:t>
-      </w:r>
-      <w:proofErr w:type="spellStart"/>
+        <w:t xml:space="preserve"> entre uno o más switches y una sola interfaz del router. Este método también se conoce como enrutamiento entre VLANs de </w:t>
+      </w:r>
       <w:r>
         <w:rPr>
           <w:rFonts w:ascii="Arial" w:eastAsia="Arial Narrow" w:hAnsi="Arial" w:cs="Arial"/>
@@ -516,9 +444,116 @@
           <w:color w:val="2C3A45"/>
           <w:spacing w:val="-2"/>
         </w:rPr>
-        <w:t>router</w:t>
-      </w:r>
-      <w:proofErr w:type="spellEnd"/>
+        <w:t>router-on-a-stick</w:t>
+      </w:r>
+      <w:r>
+        <w:rPr>
+          <w:rFonts w:ascii="Arial" w:eastAsia="Arial Narrow" w:hAnsi="Arial" w:cs="Arial"/>
+          <w:color w:val="2C3A45"/>
+          <w:spacing w:val="-2"/>
+        </w:rPr>
+        <w:t>. En este método, la interfaz del ruteador se divide en varias subinterfaces que proporcionan rutas lógicas a todas las VLAN conectadas.</w:t>
+      </w:r>
+    </w:p>
+    <w:p>
+      <w:pPr>
+        <w:spacing w:line="340" w:lineRule="exact"/>
+        <w:jc w:val="both"/>
+        <w:rPr>
+          <w:rFonts w:ascii="Arial" w:eastAsia="Arial Narrow" w:hAnsi="Arial" w:cs="Arial"/>
+          <w:color w:val="2C3A45"/>
+          <w:spacing w:val="-2"/>
+        </w:rPr>
+      </w:pPr>
+    </w:p>
+    <w:p>
+      <w:pPr>
+        <w:spacing w:line="340" w:lineRule="exact"/>
+        <w:jc w:val="both"/>
+        <w:rPr>
+          <w:rFonts w:ascii="Arial" w:eastAsia="Arial Narrow" w:hAnsi="Arial" w:cs="Arial"/>
+          <w:color w:val="2C3A45"/>
+          <w:spacing w:val="-2"/>
+        </w:rPr>
+      </w:pPr>
+      <w:r>
+        <w:rPr>
+          <w:rFonts w:ascii="Arial" w:eastAsia="Arial Narrow" w:hAnsi="Arial" w:cs="Arial"/>
+          <w:color w:val="2C3A45"/>
+          <w:spacing w:val="-2"/>
+        </w:rPr>
+        <w:t>En este ejercicio, configuraremos el enrutamiento entre VLANs basado en troncales y verificar</w:t>
+      </w:r>
+      <w:r>
+        <w:rPr>
+          <w:rFonts w:ascii="Arial" w:eastAsia="Arial Narrow" w:hAnsi="Arial" w:cs="Arial"/>
+          <w:color w:val="2C3A45"/>
+          <w:spacing w:val="-2"/>
+        </w:rPr>
+        <w:t>emos</w:t>
+      </w:r>
+      <w:r>
+        <w:rPr>
+          <w:rFonts w:ascii="Arial" w:eastAsia="Arial Narrow" w:hAnsi="Arial" w:cs="Arial"/>
+          <w:color w:val="2C3A45"/>
+          <w:spacing w:val="-2"/>
+        </w:rPr>
+        <w:t xml:space="preserve"> la conectividad a los hosts en diferentes VLANs, así como también con un loopback en el router.</w:t>
+      </w:r>
+    </w:p>
+    <w:p>
+      <w:pPr>
+        <w:spacing w:line="340" w:lineRule="exact"/>
+        <w:jc w:val="both"/>
+        <w:rPr>
+          <w:rFonts w:ascii="Arial" w:eastAsia="Arial Narrow" w:hAnsi="Arial" w:cs="Arial"/>
+          <w:color w:val="2C3A45"/>
+          <w:spacing w:val="-2"/>
+        </w:rPr>
+      </w:pPr>
+    </w:p>
+    <w:p>
+      <w:pPr>
+        <w:spacing w:line="340" w:lineRule="exact"/>
+        <w:jc w:val="both"/>
+        <w:rPr>
+          <w:rFonts w:ascii="Arial" w:eastAsia="Arial Narrow" w:hAnsi="Arial" w:cs="Arial"/>
+          <w:color w:val="2C3A45"/>
+          <w:spacing w:val="-2"/>
+        </w:rPr>
+      </w:pPr>
+      <w:r>
+        <w:rPr>
+          <w:rFonts w:ascii="Arial" w:eastAsia="Arial Narrow" w:hAnsi="Arial" w:cs="Arial"/>
+          <w:color w:val="2C3A45"/>
+          <w:spacing w:val="-2"/>
+        </w:rPr>
+        <w:t>Nuestro objetivo es l</w:t>
+      </w:r>
+      <w:r>
+        <w:rPr>
+          <w:rFonts w:ascii="Arial" w:eastAsia="Arial Narrow" w:hAnsi="Arial" w:cs="Arial"/>
+          <w:color w:val="2C3A45"/>
+          <w:spacing w:val="-2"/>
+        </w:rPr>
+        <w:t>ograr la interconexión de VLANs</w:t>
+      </w:r>
+      <w:r>
+        <w:rPr>
+          <w:rFonts w:ascii="Arial" w:eastAsia="Arial Narrow" w:hAnsi="Arial" w:cs="Arial"/>
+          <w:color w:val="2C3A45"/>
+          <w:spacing w:val="-2"/>
+        </w:rPr>
+        <w:t xml:space="preserve">, en este caso </w:t>
+      </w:r>
+      <w:r>
+        <w:rPr>
+          <w:rFonts w:ascii="Arial" w:eastAsia="Arial Narrow" w:hAnsi="Arial" w:cs="Arial"/>
+          <w:color w:val="2C3A45"/>
+          <w:spacing w:val="-2"/>
+        </w:rPr>
+        <w:t xml:space="preserve">la </w:t>
+      </w:r>
       <w:r>
         <w:rPr>
           <w:rFonts w:ascii="Arial" w:eastAsia="Arial Narrow" w:hAnsi="Arial" w:cs="Arial"/>
@@ -527,9 +562,16 @@
           <w:color w:val="2C3A45"/>
           <w:spacing w:val="-2"/>
         </w:rPr>
-        <w:t>-</w:t>
-      </w:r>
-      <w:proofErr w:type="spellStart"/>
+        <w:t xml:space="preserve">VLAN 10 </w:t>
+      </w:r>
+      <w:r>
+        <w:rPr>
+          <w:rFonts w:ascii="Arial" w:eastAsia="Arial Narrow" w:hAnsi="Arial" w:cs="Arial"/>
+          <w:color w:val="2C3A45"/>
+          <w:spacing w:val="-2"/>
+        </w:rPr>
+        <w:t xml:space="preserve">de </w:t>
+      </w:r>
       <w:r>
         <w:rPr>
           <w:rFonts w:ascii="Arial" w:eastAsia="Arial Narrow" w:hAnsi="Arial" w:cs="Arial"/>
@@ -538,9 +580,8 @@
           <w:color w:val="2C3A45"/>
           <w:spacing w:val="-2"/>
         </w:rPr>
-        <w:t>on</w:t>
-      </w:r>
-      <w:proofErr w:type="spellEnd"/>
+        <w:t>E</w:t>
+      </w:r>
       <w:r>
         <w:rPr>
           <w:rFonts w:ascii="Arial" w:eastAsia="Arial Narrow" w:hAnsi="Arial" w:cs="Arial"/>
@@ -549,9 +590,16 @@
           <w:color w:val="2C3A45"/>
           <w:spacing w:val="-2"/>
         </w:rPr>
-        <w:t>-a-</w:t>
-      </w:r>
-      <w:proofErr w:type="spellStart"/>
+        <w:t>studiantes</w:t>
+      </w:r>
+      <w:r>
+        <w:rPr>
+          <w:rFonts w:ascii="Arial" w:eastAsia="Arial Narrow" w:hAnsi="Arial" w:cs="Arial"/>
+          <w:color w:val="2C3A45"/>
+          <w:spacing w:val="-2"/>
+        </w:rPr>
+        <w:t xml:space="preserve"> y la</w:t>
+      </w:r>
       <w:r>
         <w:rPr>
           <w:rFonts w:ascii="Arial" w:eastAsia="Arial Narrow" w:hAnsi="Arial" w:cs="Arial"/>
@@ -560,198 +608,15 @@
           <w:color w:val="2C3A45"/>
           <w:spacing w:val="-2"/>
         </w:rPr>
-        <w:t>stick</w:t>
-      </w:r>
-      <w:proofErr w:type="spellEnd"/>
+        <w:t xml:space="preserve"> VLAN 20</w:t>
+      </w:r>
       <w:r>
         <w:rPr>
           <w:rFonts w:ascii="Arial" w:eastAsia="Arial Narrow" w:hAnsi="Arial" w:cs="Arial"/>
           <w:color w:val="2C3A45"/>
           <w:spacing w:val="-2"/>
         </w:rPr>
-        <w:t>. En este método, la interfaz del ruteador se divide en varias subinterfaces que proporcionan rutas lógicas a todas las VLAN conectadas.</w:t>
-      </w:r>
-    </w:p>
-    <w:p>
-      <w:pPr>
-        <w:spacing w:line="340" w:lineRule="exact"/>
-        <w:jc w:val="both"/>
-        <w:rPr>
-          <w:rFonts w:ascii="Arial" w:eastAsia="Arial Narrow" w:hAnsi="Arial" w:cs="Arial"/>
-          <w:color w:val="2C3A45"/>
-          <w:spacing w:val="-2"/>
-        </w:rPr>
-      </w:pPr>
-    </w:p>
-    <w:p>
-      <w:pPr>
-        <w:spacing w:line="340" w:lineRule="exact"/>
-        <w:jc w:val="both"/>
-        <w:rPr>
-          <w:rFonts w:ascii="Arial" w:eastAsia="Arial Narrow" w:hAnsi="Arial" w:cs="Arial"/>
-          <w:color w:val="2C3A45"/>
-          <w:spacing w:val="-2"/>
-        </w:rPr>
-      </w:pPr>
-      <w:r>
-        <w:rPr>
-          <w:rFonts w:ascii="Arial" w:eastAsia="Arial Narrow" w:hAnsi="Arial" w:cs="Arial"/>
-          <w:color w:val="2C3A45"/>
-          <w:spacing w:val="-2"/>
-        </w:rPr>
-        <w:t xml:space="preserve">En este ejercicio, configuraremos el enrutamiento entre </w:t>
-      </w:r>
-      <w:proofErr w:type="spellStart"/>
-      <w:r>
-        <w:rPr>
-          <w:rFonts w:ascii="Arial" w:eastAsia="Arial Narrow" w:hAnsi="Arial" w:cs="Arial"/>
-          <w:color w:val="2C3A45"/>
-          <w:spacing w:val="-2"/>
-        </w:rPr>
-        <w:t>VLANs</w:t>
-      </w:r>
-      <w:proofErr w:type="spellEnd"/>
-      <w:r>
-        <w:rPr>
-          <w:rFonts w:ascii="Arial" w:eastAsia="Arial Narrow" w:hAnsi="Arial" w:cs="Arial"/>
-          <w:color w:val="2C3A45"/>
-          <w:spacing w:val="-2"/>
-        </w:rPr>
-        <w:t xml:space="preserve"> basado en troncales y verificar</w:t>
-      </w:r>
-      <w:r>
-        <w:rPr>
-          <w:rFonts w:ascii="Arial" w:eastAsia="Arial Narrow" w:hAnsi="Arial" w:cs="Arial"/>
-          <w:color w:val="2C3A45"/>
-          <w:spacing w:val="-2"/>
-        </w:rPr>
-        <w:t>emos</w:t>
-      </w:r>
-      <w:r>
-        <w:rPr>
-          <w:rFonts w:ascii="Arial" w:eastAsia="Arial Narrow" w:hAnsi="Arial" w:cs="Arial"/>
-          <w:color w:val="2C3A45"/>
-          <w:spacing w:val="-2"/>
-        </w:rPr>
-        <w:t xml:space="preserve"> la conectividad a los hosts en diferentes </w:t>
-      </w:r>
-      <w:proofErr w:type="spellStart"/>
-      <w:r>
-        <w:rPr>
-          <w:rFonts w:ascii="Arial" w:eastAsia="Arial Narrow" w:hAnsi="Arial" w:cs="Arial"/>
-          <w:color w:val="2C3A45"/>
-          <w:spacing w:val="-2"/>
-        </w:rPr>
-        <w:t>VLANs</w:t>
-      </w:r>
-      <w:proofErr w:type="spellEnd"/>
-      <w:r>
-        <w:rPr>
-          <w:rFonts w:ascii="Arial" w:eastAsia="Arial Narrow" w:hAnsi="Arial" w:cs="Arial"/>
-          <w:color w:val="2C3A45"/>
-          <w:spacing w:val="-2"/>
-        </w:rPr>
-        <w:t xml:space="preserve">, así como también con un </w:t>
-      </w:r>
-      <w:proofErr w:type="spellStart"/>
-      <w:r>
-        <w:rPr>
-          <w:rFonts w:ascii="Arial" w:eastAsia="Arial Narrow" w:hAnsi="Arial" w:cs="Arial"/>
-          <w:color w:val="2C3A45"/>
-          <w:spacing w:val="-2"/>
-        </w:rPr>
-        <w:t>loopback</w:t>
-      </w:r>
-      <w:proofErr w:type="spellEnd"/>
-      <w:r>
-        <w:rPr>
-          <w:rFonts w:ascii="Arial" w:eastAsia="Arial Narrow" w:hAnsi="Arial" w:cs="Arial"/>
-          <w:color w:val="2C3A45"/>
-          <w:spacing w:val="-2"/>
-        </w:rPr>
-        <w:t xml:space="preserve"> en el </w:t>
-      </w:r>
-      <w:proofErr w:type="spellStart"/>
-      <w:r>
-        <w:rPr>
-          <w:rFonts w:ascii="Arial" w:eastAsia="Arial Narrow" w:hAnsi="Arial" w:cs="Arial"/>
-          <w:color w:val="2C3A45"/>
-          <w:spacing w:val="-2"/>
-        </w:rPr>
-        <w:t>router</w:t>
-      </w:r>
-      <w:proofErr w:type="spellEnd"/>
-      <w:r>
-        <w:rPr>
-          <w:rFonts w:ascii="Arial" w:eastAsia="Arial Narrow" w:hAnsi="Arial" w:cs="Arial"/>
-          <w:color w:val="2C3A45"/>
-          <w:spacing w:val="-2"/>
-        </w:rPr>
-        <w:t>.</w:t>
-      </w:r>
-    </w:p>
-    <w:p>
-      <w:pPr>
-        <w:spacing w:line="340" w:lineRule="exact"/>
-        <w:jc w:val="both"/>
-        <w:rPr>
-          <w:rFonts w:ascii="Arial" w:eastAsia="Arial Narrow" w:hAnsi="Arial" w:cs="Arial"/>
-          <w:color w:val="2C3A45"/>
-          <w:spacing w:val="-2"/>
-        </w:rPr>
-      </w:pPr>
-    </w:p>
-    <w:p>
-      <w:pPr>
-        <w:spacing w:line="340" w:lineRule="exact"/>
-        <w:jc w:val="both"/>
-        <w:rPr>
-          <w:rFonts w:ascii="Arial" w:eastAsia="Arial Narrow" w:hAnsi="Arial" w:cs="Arial"/>
-          <w:color w:val="2C3A45"/>
-          <w:spacing w:val="-2"/>
-        </w:rPr>
-      </w:pPr>
-      <w:r>
-        <w:rPr>
-          <w:rFonts w:ascii="Arial" w:eastAsia="Arial Narrow" w:hAnsi="Arial" w:cs="Arial"/>
-          <w:color w:val="2C3A45"/>
-          <w:spacing w:val="-2"/>
-        </w:rPr>
-        <w:t>Nuestro objetivo es l</w:t>
-      </w:r>
-      <w:r>
-        <w:rPr>
-          <w:rFonts w:ascii="Arial" w:eastAsia="Arial Narrow" w:hAnsi="Arial" w:cs="Arial"/>
-          <w:color w:val="2C3A45"/>
-          <w:spacing w:val="-2"/>
-        </w:rPr>
-        <w:t xml:space="preserve">ograr la interconexión de </w:t>
-      </w:r>
-      <w:proofErr w:type="spellStart"/>
-      <w:r>
-        <w:rPr>
-          <w:rFonts w:ascii="Arial" w:eastAsia="Arial Narrow" w:hAnsi="Arial" w:cs="Arial"/>
-          <w:color w:val="2C3A45"/>
-          <w:spacing w:val="-2"/>
-        </w:rPr>
-        <w:t>VLANs</w:t>
-      </w:r>
-      <w:proofErr w:type="spellEnd"/>
-      <w:r>
-        <w:rPr>
-          <w:rFonts w:ascii="Arial" w:eastAsia="Arial Narrow" w:hAnsi="Arial" w:cs="Arial"/>
-          <w:color w:val="2C3A45"/>
-          <w:spacing w:val="-2"/>
-        </w:rPr>
-        <w:t xml:space="preserve">, en este caso </w:t>
-      </w:r>
-      <w:r>
-        <w:rPr>
-          <w:rFonts w:ascii="Arial" w:eastAsia="Arial Narrow" w:hAnsi="Arial" w:cs="Arial"/>
-          <w:color w:val="2C3A45"/>
-          <w:spacing w:val="-2"/>
-        </w:rPr>
-        <w:t xml:space="preserve">la </w:t>
+        <w:t xml:space="preserve"> de la </w:t>
       </w:r>
       <w:r>
         <w:rPr>
@@ -761,15 +626,7 @@
           <w:color w:val="2C3A45"/>
           <w:spacing w:val="-2"/>
         </w:rPr>
-        <w:t xml:space="preserve">VLAN 10 </w:t>
-      </w:r>
-      <w:r>
-        <w:rPr>
-          <w:rFonts w:ascii="Arial" w:eastAsia="Arial Narrow" w:hAnsi="Arial" w:cs="Arial"/>
-          <w:color w:val="2C3A45"/>
-          <w:spacing w:val="-2"/>
-        </w:rPr>
-        <w:t xml:space="preserve">de </w:t>
+        <w:t>F</w:t>
       </w:r>
       <w:r>
         <w:rPr>
@@ -779,17 +636,15 @@
           <w:color w:val="2C3A45"/>
           <w:spacing w:val="-2"/>
         </w:rPr>
-        <w:t>E</w:t>
+        <w:t>acultad</w:t>
       </w:r>
       <w:r>
         <w:rPr>
           <w:rFonts w:ascii="Arial" w:eastAsia="Arial Narrow" w:hAnsi="Arial" w:cs="Arial"/>
-          <w:b/>
-          <w:bCs/>
           <w:color w:val="2C3A45"/>
           <w:spacing w:val="-2"/>
         </w:rPr>
-        <w:t>studiantes</w:t>
+        <w:t>. E</w:t>
       </w:r>
       <w:r>
         <w:rPr>
@@ -797,123 +652,15 @@
           <w:color w:val="2C3A45"/>
           <w:spacing w:val="-2"/>
         </w:rPr>
-        <w:t xml:space="preserve"> y la</w:t>
+        <w:t>s</w:t>
       </w:r>
       <w:r>
         <w:rPr>
           <w:rFonts w:ascii="Arial" w:eastAsia="Arial Narrow" w:hAnsi="Arial" w:cs="Arial"/>
-          <w:b/>
-          <w:bCs/>
           <w:color w:val="2C3A45"/>
           <w:spacing w:val="-2"/>
         </w:rPr>
-        <w:t xml:space="preserve"> VLAN 20</w:t>
-      </w:r>
-      <w:r>
-        <w:rPr>
-          <w:rFonts w:ascii="Arial" w:eastAsia="Arial Narrow" w:hAnsi="Arial" w:cs="Arial"/>
-          <w:color w:val="2C3A45"/>
-          <w:spacing w:val="-2"/>
-        </w:rPr>
-        <w:t xml:space="preserve"> de la </w:t>
-      </w:r>
-      <w:r>
-        <w:rPr>
-          <w:rFonts w:ascii="Arial" w:eastAsia="Arial Narrow" w:hAnsi="Arial" w:cs="Arial"/>
-          <w:b/>
-          <w:bCs/>
-          <w:color w:val="2C3A45"/>
-          <w:spacing w:val="-2"/>
-        </w:rPr>
-        <w:t>F</w:t>
-      </w:r>
-      <w:r>
-        <w:rPr>
-          <w:rFonts w:ascii="Arial" w:eastAsia="Arial Narrow" w:hAnsi="Arial" w:cs="Arial"/>
-          <w:b/>
-          <w:bCs/>
-          <w:color w:val="2C3A45"/>
-          <w:spacing w:val="-2"/>
-        </w:rPr>
-        <w:t>acultad</w:t>
-      </w:r>
-      <w:r>
-        <w:rPr>
-          <w:rFonts w:ascii="Arial" w:eastAsia="Arial Narrow" w:hAnsi="Arial" w:cs="Arial"/>
-          <w:color w:val="2C3A45"/>
-          <w:spacing w:val="-2"/>
-        </w:rPr>
-        <w:t>. E</w:t>
-      </w:r>
-      <w:r>
-        <w:rPr>
-          <w:rFonts w:ascii="Arial" w:eastAsia="Arial Narrow" w:hAnsi="Arial" w:cs="Arial"/>
-          <w:color w:val="2C3A45"/>
-          <w:spacing w:val="-2"/>
-        </w:rPr>
-        <w:t>s</w:t>
-      </w:r>
-      <w:r>
-        <w:rPr>
-          <w:rFonts w:ascii="Arial" w:eastAsia="Arial Narrow" w:hAnsi="Arial" w:cs="Arial"/>
-          <w:color w:val="2C3A45"/>
-          <w:spacing w:val="-2"/>
-        </w:rPr>
-        <w:t xml:space="preserve">tas subredes no pueden comunicarse, solamente si pertenecieran a la misma VLAN. Para poder comunicarse entre </w:t>
-      </w:r>
-      <w:proofErr w:type="spellStart"/>
-      <w:r>
-        <w:rPr>
-          <w:rFonts w:ascii="Arial" w:eastAsia="Arial Narrow" w:hAnsi="Arial" w:cs="Arial"/>
-          <w:color w:val="2C3A45"/>
-          <w:spacing w:val="-2"/>
-        </w:rPr>
-        <w:t>VLANs</w:t>
-      </w:r>
-      <w:proofErr w:type="spellEnd"/>
-      <w:r>
-        <w:rPr>
-          <w:rFonts w:ascii="Arial" w:eastAsia="Arial Narrow" w:hAnsi="Arial" w:cs="Arial"/>
-          <w:color w:val="2C3A45"/>
-          <w:spacing w:val="-2"/>
-        </w:rPr>
-        <w:t xml:space="preserve"> distintas requerimos un </w:t>
-      </w:r>
-      <w:proofErr w:type="spellStart"/>
-      <w:r>
-        <w:rPr>
-          <w:rFonts w:ascii="Arial" w:eastAsia="Arial Narrow" w:hAnsi="Arial" w:cs="Arial"/>
-          <w:color w:val="2C3A45"/>
-          <w:spacing w:val="-2"/>
-        </w:rPr>
-        <w:t>router</w:t>
-      </w:r>
-      <w:proofErr w:type="spellEnd"/>
-      <w:r>
-        <w:rPr>
-          <w:rFonts w:ascii="Arial" w:eastAsia="Arial Narrow" w:hAnsi="Arial" w:cs="Arial"/>
-          <w:color w:val="2C3A45"/>
-          <w:spacing w:val="-2"/>
-        </w:rPr>
-        <w:t xml:space="preserve">, ya que el </w:t>
-      </w:r>
-      <w:proofErr w:type="spellStart"/>
-      <w:r>
-        <w:rPr>
-          <w:rFonts w:ascii="Arial" w:eastAsia="Arial Narrow" w:hAnsi="Arial" w:cs="Arial"/>
-          <w:color w:val="2C3A45"/>
-          <w:spacing w:val="-2"/>
-        </w:rPr>
-        <w:t>router</w:t>
-      </w:r>
-      <w:proofErr w:type="spellEnd"/>
-      <w:r>
-        <w:rPr>
-          <w:rFonts w:ascii="Arial" w:eastAsia="Arial Narrow" w:hAnsi="Arial" w:cs="Arial"/>
-          <w:color w:val="2C3A45"/>
-          <w:spacing w:val="-2"/>
-        </w:rPr>
-        <w:t xml:space="preserve"> toma decisiones capa 3</w:t>
+        <w:t>tas subredes no pueden comunicarse, solamente si pertenecieran a la misma VLAN. Para poder comunicarse entre VLANs distintas requerimos un router, ya que el router toma decisiones capa 3</w:t>
       </w:r>
       <w:r>
         <w:rPr>
@@ -1433,29 +1180,7 @@
           <w:sz w:val="22"/>
           <w:szCs w:val="22"/>
         </w:rPr>
-        <w:t xml:space="preserve">utilizando </w:t>
-      </w:r>
-      <w:proofErr w:type="spellStart"/>
-      <w:r>
-        <w:rPr>
-          <w:rFonts w:ascii="Arial" w:hAnsi="Arial" w:cs="Arial"/>
-          <w:color w:val="2C3A45"/>
-          <w:spacing w:val="-1"/>
-          <w:sz w:val="22"/>
-          <w:szCs w:val="22"/>
-        </w:rPr>
-        <w:t>VLANs</w:t>
-      </w:r>
-      <w:proofErr w:type="spellEnd"/>
-      <w:r>
-        <w:rPr>
-          <w:rFonts w:ascii="Arial" w:hAnsi="Arial" w:cs="Arial"/>
-          <w:color w:val="2C3A45"/>
-          <w:spacing w:val="-1"/>
-          <w:sz w:val="22"/>
-          <w:szCs w:val="22"/>
-        </w:rPr>
-        <w:t>.</w:t>
+        <w:t>utilizando VLANs.</w:t>
       </w:r>
     </w:p>
     <w:p>
@@ -2531,7 +2256,6 @@
                 <w:rFonts w:ascii="Arial" w:eastAsia="Arial" w:hAnsi="Arial" w:cs="Arial"/>
               </w:rPr>
             </w:pPr>
-            <w:proofErr w:type="gramStart"/>
             <w:r>
               <w:rPr>
                 <w:rFonts w:ascii="Arial" w:hAnsi="Arial" w:cs="Arial"/>
@@ -2540,7 +2264,6 @@
               </w:rPr>
               <w:t>Interface</w:t>
             </w:r>
-            <w:proofErr w:type="gramEnd"/>
           </w:p>
         </w:tc>
         <w:tc>
@@ -2563,26 +2286,8 @@
                 <w:rFonts w:ascii="Arial" w:hAnsi="Arial" w:cs="Arial"/>
                 <w:b/>
               </w:rPr>
-              <w:t>IP</w:t>
-            </w:r>
-            <w:r>
-              <w:rPr>
-                <w:rFonts w:ascii="Arial" w:hAnsi="Arial" w:cs="Arial"/>
-                <w:b/>
-                <w:spacing w:val="-7"/>
-              </w:rPr>
-              <w:t xml:space="preserve"> </w:t>
-            </w:r>
-            <w:proofErr w:type="spellStart"/>
-            <w:r>
-              <w:rPr>
-                <w:rFonts w:ascii="Arial" w:hAnsi="Arial" w:cs="Arial"/>
-                <w:b/>
-                <w:spacing w:val="-1"/>
-              </w:rPr>
-              <w:t>Address</w:t>
-            </w:r>
-            <w:proofErr w:type="spellEnd"/>
+              <w:t>Dirección IP</w:t>
+            </w:r>
           </w:p>
         </w:tc>
         <w:tc>
@@ -4035,23 +3740,7 @@
           <w:rFonts w:ascii="Arial" w:hAnsi="Arial" w:cs="Arial"/>
           <w:spacing w:val="-1"/>
         </w:rPr>
-        <w:t xml:space="preserve"> entre los equipos de las </w:t>
-      </w:r>
-      <w:proofErr w:type="spellStart"/>
-      <w:r>
-        <w:rPr>
-          <w:rFonts w:ascii="Arial" w:hAnsi="Arial" w:cs="Arial"/>
-          <w:spacing w:val="-1"/>
-        </w:rPr>
-        <w:t>VLANs</w:t>
-      </w:r>
-      <w:proofErr w:type="spellEnd"/>
-      <w:r>
-        <w:rPr>
-          <w:rFonts w:ascii="Arial" w:hAnsi="Arial" w:cs="Arial"/>
-          <w:spacing w:val="-1"/>
-        </w:rPr>
-        <w:t>,</w:t>
+        <w:t xml:space="preserve"> entre los equipos de las VLANs,</w:t>
       </w:r>
       <w:r>
         <w:rPr>
@@ -4154,23 +3843,7 @@
           <w:rFonts w:ascii="Arial" w:hAnsi="Arial" w:cs="Arial"/>
           <w:spacing w:val="-1"/>
         </w:rPr>
-        <w:t xml:space="preserve">Configurar las </w:t>
-      </w:r>
-      <w:proofErr w:type="spellStart"/>
-      <w:r>
-        <w:rPr>
-          <w:rFonts w:ascii="Arial" w:hAnsi="Arial" w:cs="Arial"/>
-          <w:spacing w:val="-1"/>
-        </w:rPr>
-        <w:t>PCs</w:t>
-      </w:r>
-      <w:proofErr w:type="spellEnd"/>
-      <w:r>
-        <w:rPr>
-          <w:rFonts w:ascii="Arial" w:hAnsi="Arial" w:cs="Arial"/>
-          <w:spacing w:val="-1"/>
-        </w:rPr>
-        <w:t>.</w:t>
+        <w:t>Configurar las PCs.</w:t>
       </w:r>
     </w:p>
     <w:p>
@@ -4408,17 +4081,8 @@
           <w:rFonts w:ascii="Arial" w:hAnsi="Arial" w:cs="Arial"/>
           <w:spacing w:val="-1"/>
         </w:rPr>
-        <w:t xml:space="preserve">l </w:t>
-      </w:r>
-      <w:proofErr w:type="spellStart"/>
-      <w:r>
-        <w:rPr>
-          <w:rFonts w:ascii="Arial" w:hAnsi="Arial" w:cs="Arial"/>
-          <w:spacing w:val="-1"/>
-        </w:rPr>
-        <w:t>router</w:t>
-      </w:r>
-      <w:proofErr w:type="spellEnd"/>
+        <w:t>l router</w:t>
+      </w:r>
       <w:r>
         <w:rPr>
           <w:rFonts w:ascii="Arial" w:hAnsi="Arial" w:cs="Arial"/>
@@ -4584,7 +4248,6 @@
         </w:rPr>
         <w:t xml:space="preserve">las </w:t>
       </w:r>
-      <w:proofErr w:type="spellStart"/>
       <w:r>
         <w:rPr>
           <w:rFonts w:ascii="Arial" w:hAnsi="Arial" w:cs="Arial"/>
@@ -4594,7 +4257,6 @@
         </w:rPr>
         <w:t>VLANs</w:t>
       </w:r>
-      <w:proofErr w:type="spellEnd"/>
       <w:r>
         <w:rPr>
           <w:rFonts w:ascii="Arial" w:hAnsi="Arial" w:cs="Arial"/>
@@ -4691,23 +4353,7 @@
           <w:rFonts w:ascii="Arial" w:hAnsi="Arial" w:cs="Arial"/>
           <w:spacing w:val="-1"/>
         </w:rPr>
-        <w:t xml:space="preserve">ción de las </w:t>
-      </w:r>
-      <w:proofErr w:type="spellStart"/>
-      <w:r>
-        <w:rPr>
-          <w:rFonts w:ascii="Arial" w:hAnsi="Arial" w:cs="Arial"/>
-          <w:spacing w:val="-1"/>
-        </w:rPr>
-        <w:t>VLANs</w:t>
-      </w:r>
-      <w:proofErr w:type="spellEnd"/>
-      <w:r>
-        <w:rPr>
-          <w:rFonts w:ascii="Arial" w:hAnsi="Arial" w:cs="Arial"/>
-          <w:spacing w:val="-1"/>
-        </w:rPr>
-        <w:t>.</w:t>
+        <w:t>ción de las VLANs.</w:t>
       </w:r>
     </w:p>
     <w:p>
@@ -4837,17 +4483,8 @@
           <w:rFonts w:ascii="Arial" w:hAnsi="Arial" w:cs="Arial"/>
           <w:spacing w:val="-1"/>
         </w:rPr>
-        <w:t xml:space="preserve">Asignación de puertos a las </w:t>
-      </w:r>
-      <w:proofErr w:type="spellStart"/>
-      <w:r>
-        <w:rPr>
-          <w:rFonts w:ascii="Arial" w:hAnsi="Arial" w:cs="Arial"/>
-          <w:spacing w:val="-1"/>
-        </w:rPr>
-        <w:t>VLANs</w:t>
-      </w:r>
-      <w:proofErr w:type="spellEnd"/>
+        <w:t>Asignación de puertos a las VLANs</w:t>
+      </w:r>
       <w:r>
         <w:rPr>
           <w:rFonts w:ascii="Arial" w:hAnsi="Arial" w:cs="Arial"/>
@@ -4964,7 +4601,6 @@
         </w:rPr>
         <w:t xml:space="preserve">Verifique en cada switch los nombres y números de VLAN con el comando: </w:t>
       </w:r>
-      <w:proofErr w:type="spellStart"/>
       <w:r>
         <w:rPr>
           <w:rFonts w:ascii="Arial" w:hAnsi="Arial" w:cs="Arial"/>
@@ -4972,49 +4608,8 @@
           <w:bCs/>
           <w:spacing w:val="-1"/>
         </w:rPr>
-        <w:t>sh</w:t>
-      </w:r>
-      <w:proofErr w:type="spellEnd"/>
-      <w:r>
-        <w:rPr>
-          <w:rFonts w:ascii="Arial" w:hAnsi="Arial" w:cs="Arial"/>
-          <w:b/>
-          <w:bCs/>
-          <w:spacing w:val="-1"/>
-        </w:rPr>
-        <w:t xml:space="preserve"> </w:t>
-      </w:r>
-      <w:proofErr w:type="spellStart"/>
-      <w:r>
-        <w:rPr>
-          <w:rFonts w:ascii="Arial" w:hAnsi="Arial" w:cs="Arial"/>
-          <w:b/>
-          <w:bCs/>
-          <w:spacing w:val="-1"/>
-        </w:rPr>
-        <w:t>vlan</w:t>
-      </w:r>
-      <w:proofErr w:type="spellEnd"/>
-      <w:r>
-        <w:rPr>
-          <w:rFonts w:ascii="Arial" w:hAnsi="Arial" w:cs="Arial"/>
-          <w:b/>
-          <w:bCs/>
-          <w:spacing w:val="-1"/>
-        </w:rPr>
-        <w:t xml:space="preserve"> </w:t>
-      </w:r>
-      <w:proofErr w:type="spellStart"/>
-      <w:r>
-        <w:rPr>
-          <w:rFonts w:ascii="Arial" w:hAnsi="Arial" w:cs="Arial"/>
-          <w:b/>
-          <w:bCs/>
-          <w:spacing w:val="-1"/>
-        </w:rPr>
-        <w:t>brief</w:t>
-      </w:r>
-      <w:proofErr w:type="spellEnd"/>
+        <w:t>sh vlan brief</w:t>
+      </w:r>
       <w:r>
         <w:rPr>
           <w:rFonts w:ascii="Arial" w:hAnsi="Arial" w:cs="Arial"/>
@@ -5075,30 +4670,14 @@
           <w:rFonts w:ascii="Arial" w:hAnsi="Arial" w:cs="Arial"/>
           <w:spacing w:val="-1"/>
         </w:rPr>
-        <w:t xml:space="preserve">en el </w:t>
-      </w:r>
-      <w:proofErr w:type="spellStart"/>
-      <w:r>
-        <w:rPr>
-          <w:rFonts w:ascii="Arial" w:hAnsi="Arial" w:cs="Arial"/>
-          <w:spacing w:val="-1"/>
-        </w:rPr>
-        <w:t>rou</w:t>
-      </w:r>
-      <w:r>
-        <w:rPr>
-          <w:rFonts w:ascii="Arial" w:hAnsi="Arial" w:cs="Arial"/>
-          <w:spacing w:val="-1"/>
-        </w:rPr>
-        <w:t>ter</w:t>
-      </w:r>
-      <w:proofErr w:type="spellEnd"/>
-      <w:r>
-        <w:rPr>
-          <w:rFonts w:ascii="Arial" w:hAnsi="Arial" w:cs="Arial"/>
-          <w:spacing w:val="-1"/>
-        </w:rPr>
-        <w:t xml:space="preserve"> </w:t>
+        <w:t>en el rou</w:t>
+      </w:r>
+      <w:r>
+        <w:rPr>
+          <w:rFonts w:ascii="Arial" w:hAnsi="Arial" w:cs="Arial"/>
+          <w:spacing w:val="-1"/>
+        </w:rPr>
+        <w:t xml:space="preserve">ter </w:t>
       </w:r>
       <w:r>
         <w:rPr>
@@ -5150,48 +4729,15 @@
           <w:rFonts w:ascii="Arial" w:hAnsi="Arial" w:cs="Arial"/>
           <w:spacing w:val="-1"/>
         </w:rPr>
-        <w:t xml:space="preserve"> para enrutar a varias </w:t>
-      </w:r>
-      <w:proofErr w:type="spellStart"/>
-      <w:r>
-        <w:rPr>
-          <w:rFonts w:ascii="Arial" w:hAnsi="Arial" w:cs="Arial"/>
-          <w:spacing w:val="-1"/>
-        </w:rPr>
-        <w:t>VLANs</w:t>
-      </w:r>
-      <w:proofErr w:type="spellEnd"/>
-      <w:r>
-        <w:rPr>
-          <w:rFonts w:ascii="Arial" w:hAnsi="Arial" w:cs="Arial"/>
-          <w:spacing w:val="-1"/>
-        </w:rPr>
-        <w:t xml:space="preserve"> mediante la creación de subinterfaces para cada VLAN. </w:t>
-      </w:r>
-      <w:r>
-        <w:rPr>
-          <w:rFonts w:ascii="Arial" w:hAnsi="Arial" w:cs="Arial"/>
-          <w:spacing w:val="-1"/>
-        </w:rPr>
-        <w:t xml:space="preserve">Este método de enrutamiento entre </w:t>
-      </w:r>
-      <w:proofErr w:type="spellStart"/>
-      <w:r>
-        <w:rPr>
-          <w:rFonts w:ascii="Arial" w:hAnsi="Arial" w:cs="Arial"/>
-          <w:spacing w:val="-1"/>
-        </w:rPr>
-        <w:t>VLANs</w:t>
-      </w:r>
-      <w:proofErr w:type="spellEnd"/>
-      <w:r>
-        <w:rPr>
-          <w:rFonts w:ascii="Arial" w:hAnsi="Arial" w:cs="Arial"/>
-          <w:spacing w:val="-1"/>
-        </w:rPr>
-        <w:t xml:space="preserve"> se denomina </w:t>
-      </w:r>
-      <w:proofErr w:type="spellStart"/>
+        <w:t xml:space="preserve"> para enrutar a varias VLANs mediante la creación de subinterfaces para cada VLAN. </w:t>
+      </w:r>
+      <w:r>
+        <w:rPr>
+          <w:rFonts w:ascii="Arial" w:hAnsi="Arial" w:cs="Arial"/>
+          <w:spacing w:val="-1"/>
+        </w:rPr>
+        <w:t xml:space="preserve">Este método de enrutamiento entre VLANs se denomina </w:t>
+      </w:r>
       <w:r>
         <w:rPr>
           <w:rFonts w:ascii="Arial" w:hAnsi="Arial" w:cs="Arial"/>
@@ -5199,9 +4745,22 @@
           <w:bCs/>
           <w:spacing w:val="-1"/>
         </w:rPr>
-        <w:t>router</w:t>
-      </w:r>
-      <w:proofErr w:type="spellEnd"/>
+        <w:t>router-on-a-stick</w:t>
+      </w:r>
+      <w:r>
+        <w:rPr>
+          <w:rFonts w:ascii="Arial" w:hAnsi="Arial" w:cs="Arial"/>
+          <w:spacing w:val="-1"/>
+        </w:rPr>
+        <w:t>.</w:t>
+      </w:r>
+      <w:r>
+        <w:rPr>
+          <w:rFonts w:ascii="Arial" w:hAnsi="Arial" w:cs="Arial"/>
+          <w:spacing w:val="-1"/>
+        </w:rPr>
+        <w:t xml:space="preserve"> El enrutamiento entre VLANs </w:t>
+      </w:r>
       <w:r>
         <w:rPr>
           <w:rFonts w:ascii="Arial" w:hAnsi="Arial" w:cs="Arial"/>
@@ -5209,142 +4768,14 @@
           <w:bCs/>
           <w:spacing w:val="-1"/>
         </w:rPr>
-        <w:t>-</w:t>
-      </w:r>
-      <w:proofErr w:type="spellStart"/>
-      <w:r>
-        <w:rPr>
-          <w:rFonts w:ascii="Arial" w:hAnsi="Arial" w:cs="Arial"/>
-          <w:b/>
-          <w:bCs/>
-          <w:spacing w:val="-1"/>
-        </w:rPr>
-        <w:t>on</w:t>
-      </w:r>
-      <w:proofErr w:type="spellEnd"/>
-      <w:r>
-        <w:rPr>
-          <w:rFonts w:ascii="Arial" w:hAnsi="Arial" w:cs="Arial"/>
-          <w:b/>
-          <w:bCs/>
-          <w:spacing w:val="-1"/>
-        </w:rPr>
-        <w:t>-a-</w:t>
-      </w:r>
-      <w:proofErr w:type="spellStart"/>
-      <w:r>
-        <w:rPr>
-          <w:rFonts w:ascii="Arial" w:hAnsi="Arial" w:cs="Arial"/>
-          <w:b/>
-          <w:bCs/>
-          <w:spacing w:val="-1"/>
-        </w:rPr>
-        <w:t>stick</w:t>
-      </w:r>
-      <w:proofErr w:type="spellEnd"/>
-      <w:r>
-        <w:rPr>
-          <w:rFonts w:ascii="Arial" w:hAnsi="Arial" w:cs="Arial"/>
-          <w:spacing w:val="-1"/>
-        </w:rPr>
-        <w:t>.</w:t>
-      </w:r>
-      <w:r>
-        <w:rPr>
-          <w:rFonts w:ascii="Arial" w:hAnsi="Arial" w:cs="Arial"/>
-          <w:spacing w:val="-1"/>
-        </w:rPr>
-        <w:t xml:space="preserve"> El enrutamiento entre </w:t>
-      </w:r>
-      <w:proofErr w:type="spellStart"/>
-      <w:r>
-        <w:rPr>
-          <w:rFonts w:ascii="Arial" w:hAnsi="Arial" w:cs="Arial"/>
-          <w:spacing w:val="-1"/>
-        </w:rPr>
-        <w:t>VLANs</w:t>
-      </w:r>
-      <w:proofErr w:type="spellEnd"/>
-      <w:r>
-        <w:rPr>
-          <w:rFonts w:ascii="Arial" w:hAnsi="Arial" w:cs="Arial"/>
-          <w:spacing w:val="-1"/>
-        </w:rPr>
-        <w:t xml:space="preserve"> </w:t>
-      </w:r>
-      <w:proofErr w:type="spellStart"/>
-      <w:r>
-        <w:rPr>
-          <w:rFonts w:ascii="Arial" w:hAnsi="Arial" w:cs="Arial"/>
-          <w:b/>
-          <w:bCs/>
-          <w:spacing w:val="-1"/>
-        </w:rPr>
-        <w:t>router</w:t>
-      </w:r>
-      <w:proofErr w:type="spellEnd"/>
-      <w:r>
-        <w:rPr>
-          <w:rFonts w:ascii="Arial" w:hAnsi="Arial" w:cs="Arial"/>
-          <w:b/>
-          <w:bCs/>
-          <w:spacing w:val="-1"/>
-        </w:rPr>
-        <w:t>-</w:t>
-      </w:r>
-      <w:proofErr w:type="spellStart"/>
-      <w:r>
-        <w:rPr>
-          <w:rFonts w:ascii="Arial" w:hAnsi="Arial" w:cs="Arial"/>
-          <w:b/>
-          <w:bCs/>
-          <w:spacing w:val="-1"/>
-        </w:rPr>
-        <w:t>on</w:t>
-      </w:r>
-      <w:proofErr w:type="spellEnd"/>
-      <w:r>
-        <w:rPr>
-          <w:rFonts w:ascii="Arial" w:hAnsi="Arial" w:cs="Arial"/>
-          <w:b/>
-          <w:bCs/>
-          <w:spacing w:val="-1"/>
-        </w:rPr>
-        <w:t>-a-</w:t>
-      </w:r>
-      <w:proofErr w:type="spellStart"/>
-      <w:r>
-        <w:rPr>
-          <w:rFonts w:ascii="Arial" w:hAnsi="Arial" w:cs="Arial"/>
-          <w:b/>
-          <w:bCs/>
-          <w:spacing w:val="-1"/>
-        </w:rPr>
-        <w:t>stick</w:t>
-      </w:r>
-      <w:proofErr w:type="spellEnd"/>
-      <w:r>
-        <w:rPr>
-          <w:rFonts w:ascii="Arial" w:hAnsi="Arial" w:cs="Arial"/>
-          <w:spacing w:val="-1"/>
-        </w:rPr>
-        <w:t xml:space="preserve"> permite rutear por una interfaz múltiples </w:t>
-      </w:r>
-      <w:proofErr w:type="spellStart"/>
-      <w:r>
-        <w:rPr>
-          <w:rFonts w:ascii="Arial" w:hAnsi="Arial" w:cs="Arial"/>
-          <w:spacing w:val="-1"/>
-        </w:rPr>
-        <w:t>VLANs</w:t>
-      </w:r>
-      <w:proofErr w:type="spellEnd"/>
-      <w:r>
-        <w:rPr>
-          <w:rFonts w:ascii="Arial" w:hAnsi="Arial" w:cs="Arial"/>
-          <w:spacing w:val="-1"/>
-        </w:rPr>
-        <w:t>.</w:t>
+        <w:t>router-on-a-stick</w:t>
+      </w:r>
+      <w:r>
+        <w:rPr>
+          <w:rFonts w:ascii="Arial" w:hAnsi="Arial" w:cs="Arial"/>
+          <w:spacing w:val="-1"/>
+        </w:rPr>
+        <w:t xml:space="preserve"> permite rutear por una interfaz múltiples VLANs.</w:t>
       </w:r>
     </w:p>
     <w:p>
@@ -5376,23 +4807,7 @@
           <w:rFonts w:ascii="Arial" w:hAnsi="Arial" w:cs="Arial"/>
           <w:spacing w:val="-1"/>
         </w:rPr>
-        <w:t xml:space="preserve"> una </w:t>
-      </w:r>
-      <w:proofErr w:type="spellStart"/>
-      <w:r>
-        <w:rPr>
-          <w:rFonts w:ascii="Arial" w:hAnsi="Arial" w:cs="Arial"/>
-          <w:spacing w:val="-1"/>
-        </w:rPr>
-        <w:t>subinterface</w:t>
-      </w:r>
-      <w:proofErr w:type="spellEnd"/>
-      <w:r>
-        <w:rPr>
-          <w:rFonts w:ascii="Arial" w:hAnsi="Arial" w:cs="Arial"/>
-          <w:spacing w:val="-1"/>
-        </w:rPr>
-        <w:t xml:space="preserve"> para la VLAN 1</w:t>
+        <w:t xml:space="preserve"> una subinterface para la VLAN 1</w:t>
       </w:r>
       <w:r>
         <w:rPr>
@@ -5424,23 +4839,7 @@
           <w:rFonts w:ascii="Arial" w:hAnsi="Arial" w:cs="Arial"/>
           <w:spacing w:val="-1"/>
         </w:rPr>
-        <w:t xml:space="preserve">Configurar una </w:t>
-      </w:r>
-      <w:proofErr w:type="spellStart"/>
-      <w:r>
-        <w:rPr>
-          <w:rFonts w:ascii="Arial" w:hAnsi="Arial" w:cs="Arial"/>
-          <w:spacing w:val="-1"/>
-        </w:rPr>
-        <w:t>subinterface</w:t>
-      </w:r>
-      <w:proofErr w:type="spellEnd"/>
-      <w:r>
-        <w:rPr>
-          <w:rFonts w:ascii="Arial" w:hAnsi="Arial" w:cs="Arial"/>
-          <w:spacing w:val="-1"/>
-        </w:rPr>
-        <w:t xml:space="preserve"> para la VLAN 10.</w:t>
+        <w:t>Configurar una subinterface para la VLAN 10.</w:t>
       </w:r>
     </w:p>
     <w:p>
@@ -5465,23 +4864,7 @@
           <w:rFonts w:ascii="Arial" w:hAnsi="Arial" w:cs="Arial"/>
           <w:spacing w:val="-1"/>
         </w:rPr>
-        <w:t xml:space="preserve">Configurar una </w:t>
-      </w:r>
-      <w:proofErr w:type="spellStart"/>
-      <w:r>
-        <w:rPr>
-          <w:rFonts w:ascii="Arial" w:hAnsi="Arial" w:cs="Arial"/>
-          <w:spacing w:val="-1"/>
-        </w:rPr>
-        <w:t>subinterface</w:t>
-      </w:r>
-      <w:proofErr w:type="spellEnd"/>
-      <w:r>
-        <w:rPr>
-          <w:rFonts w:ascii="Arial" w:hAnsi="Arial" w:cs="Arial"/>
-          <w:spacing w:val="-1"/>
-        </w:rPr>
-        <w:t xml:space="preserve"> para la VLAN 20.</w:t>
+        <w:t>Configurar una subinterface para la VLAN 20.</w:t>
       </w:r>
     </w:p>
     <w:p>
@@ -5611,7 +4994,7 @@
                 <w:b/>
                 <w:color w:val="000000"/>
               </w:rPr>
-              <w:t>From</w:t>
+              <w:t>Desde</w:t>
             </w:r>
           </w:p>
         </w:tc>
@@ -5630,16 +5013,14 @@
                 <w:color w:val="000000"/>
               </w:rPr>
             </w:pPr>
-            <w:proofErr w:type="spellStart"/>
             <w:r>
               <w:rPr>
                 <w:rFonts w:ascii="Arial" w:hAnsi="Arial" w:cs="Arial"/>
                 <w:b/>
                 <w:color w:val="000000"/>
               </w:rPr>
-              <w:t>To</w:t>
-            </w:r>
-            <w:proofErr w:type="spellEnd"/>
+              <w:t>Haica</w:t>
+            </w:r>
           </w:p>
         </w:tc>
         <w:tc>
@@ -5663,110 +5044,70 @@
                 <w:b/>
                 <w:color w:val="000000"/>
               </w:rPr>
-              <w:t xml:space="preserve">IP </w:t>
-            </w:r>
-            <w:proofErr w:type="spellStart"/>
+              <w:t>Dirección IP</w:t>
+            </w:r>
             <w:r>
               <w:rPr>
                 <w:rFonts w:ascii="Arial" w:hAnsi="Arial" w:cs="Arial"/>
                 <w:b/>
                 <w:color w:val="000000"/>
               </w:rPr>
-              <w:t>Address</w:t>
-            </w:r>
-            <w:proofErr w:type="spellEnd"/>
+              <w:t xml:space="preserve"> (</w:t>
+            </w:r>
             <w:r>
               <w:rPr>
                 <w:rFonts w:ascii="Arial" w:hAnsi="Arial" w:cs="Arial"/>
                 <w:b/>
                 <w:color w:val="000000"/>
               </w:rPr>
-              <w:t xml:space="preserve"> (</w:t>
-            </w:r>
-            <w:proofErr w:type="spellStart"/>
+              <w:t>Hacia</w:t>
+            </w:r>
             <w:r>
               <w:rPr>
                 <w:rFonts w:ascii="Arial" w:hAnsi="Arial" w:cs="Arial"/>
                 <w:b/>
                 <w:color w:val="000000"/>
               </w:rPr>
-              <w:t>To</w:t>
-            </w:r>
-            <w:proofErr w:type="spellEnd"/>
-            <w:r>
+              <w:t>)</w:t>
+            </w:r>
+          </w:p>
+        </w:tc>
+        <w:tc>
+          <w:tcPr>
+            <w:tcW w:w="2410" w:type="dxa"/>
+            <w:vAlign w:val="center"/>
+          </w:tcPr>
+          <w:p>
+            <w:pPr>
+              <w:spacing w:line="300" w:lineRule="exact"/>
+              <w:jc w:val="center"/>
               <w:rPr>
                 <w:rFonts w:ascii="Arial" w:hAnsi="Arial" w:cs="Arial"/>
                 <w:b/>
                 <w:color w:val="000000"/>
               </w:rPr>
-              <w:t>)</w:t>
-            </w:r>
-          </w:p>
-        </w:tc>
-        <w:tc>
-          <w:tcPr>
-            <w:tcW w:w="2410" w:type="dxa"/>
-            <w:vAlign w:val="center"/>
-          </w:tcPr>
-          <w:p>
-            <w:pPr>
-              <w:spacing w:line="300" w:lineRule="exact"/>
-              <w:jc w:val="center"/>
+            </w:pPr>
+            <w:r>
               <w:rPr>
                 <w:rFonts w:ascii="Arial" w:hAnsi="Arial" w:cs="Arial"/>
                 <w:b/>
                 <w:color w:val="000000"/>
               </w:rPr>
-            </w:pPr>
+              <w:t>Ping</w:t>
+            </w:r>
             <w:r>
               <w:rPr>
                 <w:rFonts w:ascii="Arial" w:hAnsi="Arial" w:cs="Arial"/>
                 <w:b/>
                 <w:color w:val="000000"/>
               </w:rPr>
-              <w:t>Ping</w:t>
-            </w:r>
-            <w:r>
-              <w:rPr>
-                <w:rFonts w:ascii="Arial" w:hAnsi="Arial" w:cs="Arial"/>
-                <w:b/>
-                <w:color w:val="000000"/>
-              </w:rPr>
               <w:t xml:space="preserve"> </w:t>
             </w:r>
             <w:r>
               <w:rPr>
                 <w:rFonts w:ascii="Arial" w:hAnsi="Arial" w:cs="Arial"/>
               </w:rPr>
-              <w:t>(</w:t>
-            </w:r>
-            <w:proofErr w:type="spellStart"/>
-            <w:r>
-              <w:rPr>
-                <w:rFonts w:ascii="Arial" w:hAnsi="Arial" w:cs="Arial"/>
-              </w:rPr>
-              <w:t>Fail</w:t>
-            </w:r>
-            <w:proofErr w:type="spellEnd"/>
-            <w:r>
-              <w:rPr>
-                <w:rFonts w:ascii="Arial" w:hAnsi="Arial" w:cs="Arial"/>
-              </w:rPr>
-              <w:t xml:space="preserve"> / </w:t>
-            </w:r>
-            <w:proofErr w:type="spellStart"/>
-            <w:r>
-              <w:rPr>
-                <w:rFonts w:ascii="Arial" w:hAnsi="Arial" w:cs="Arial"/>
-              </w:rPr>
-              <w:t>Success</w:t>
-            </w:r>
-            <w:proofErr w:type="spellEnd"/>
-            <w:r>
-              <w:rPr>
-                <w:rFonts w:ascii="Arial" w:hAnsi="Arial" w:cs="Arial"/>
-              </w:rPr>
-              <w:t>)</w:t>
+              <w:t>(Fail / Success)</w:t>
             </w:r>
           </w:p>
         </w:tc>
@@ -6739,7 +6080,7 @@
 </file>
 
 <file path=word/endnotes.xml><?xml version="1.0" encoding="utf-8"?>
-<w:endnotes xmlns:wpc="http://schemas.microsoft.com/office/word/2010/wordprocessingCanvas" xmlns:cx="http://schemas.microsoft.com/office/drawing/2014/chartex" xmlns:cx1="http://schemas.microsoft.com/office/drawing/2015/9/8/chartex" xmlns:cx2="http://schemas.microsoft.com/office/drawing/2015/10/21/chartex" xmlns:cx3="http://schemas.microsoft.com/office/drawing/2016/5/9/chartex" xmlns:cx4="http://schemas.microsoft.com/office/drawing/2016/5/10/chartex" xmlns:cx5="http://schemas.microsoft.com/office/drawing/2016/5/11/chartex" xmlns:cx6="http://schemas.microsoft.com/office/drawing/2016/5/12/chartex" xmlns:cx7="http://schemas.microsoft.com/office/drawing/2016/5/13/chartex" xmlns:cx8="http://schemas.microsoft.com/office/drawing/2016/5/14/chartex" xmlns:mc="http://schemas.openxmlformats.org/markup-compatibility/2006" xmlns:aink="http://schemas.microsoft.com/office/drawing/2016/ink" xmlns:am3d="http://schemas.microsoft.com/office/drawing/2017/model3d" xmlns:o="urn:schemas-microsoft-com:office:office" xmlns:oel="http://schemas.microsoft.com/office/2019/extlst" xmlns:r="http://schemas.openxmlformats.org/officeDocument/2006/relationships" xmlns:m="http://schemas.openxmlformats.org/officeDocument/2006/math" xmlns:v="urn:schemas-microsoft-com:vml" xmlns:wp14="http://schemas.microsoft.com/office/word/2010/wordprocessingDrawing" xmlns:wp="http://schemas.openxmlformats.org/drawingml/2006/wordprocessingDrawing" xmlns:w10="urn:schemas-microsoft-com:office:word" xmlns:w="http://schemas.openxmlformats.org/wordprocessingml/2006/main" xmlns:w14="http://schemas.microsoft.com/office/word/2010/wordml" xmlns:w15="http://schemas.microsoft.com/office/word/2012/wordml" xmlns:w16cex="http://schemas.microsoft.com/office/word/2018/wordml/cex" xmlns:w16cid="http://schemas.microsoft.com/office/word/2016/wordml/cid" xmlns:w16="http://schemas.microsoft.com/office/word/2018/wordml" xmlns:w16sdtdh="http://schemas.microsoft.com/office/word/2020/wordml/sdtdatahash" xmlns:w16se="http://schemas.microsoft.com/office/word/2015/wordml/symex" xmlns:wpg="http://schemas.microsoft.com/office/word/2010/wordprocessingGroup" xmlns:wpi="http://schemas.microsoft.com/office/word/2010/wordprocessingInk" xmlns:wne="http://schemas.microsoft.com/office/word/2006/wordml" xmlns:wps="http://schemas.microsoft.com/office/word/2010/wordprocessingShape" mc:Ignorable="w14 w15 w16se w16cid w16 w16cex w16sdtdh wp14">
+<w:endnotes xmlns:wpc="http://schemas.microsoft.com/office/word/2010/wordprocessingCanvas" xmlns:cx="http://schemas.microsoft.com/office/drawing/2014/chartex" xmlns:cx1="http://schemas.microsoft.com/office/drawing/2015/9/8/chartex" xmlns:cx2="http://schemas.microsoft.com/office/drawing/2015/10/21/chartex" xmlns:cx3="http://schemas.microsoft.com/office/drawing/2016/5/9/chartex" xmlns:cx4="http://schemas.microsoft.com/office/drawing/2016/5/10/chartex" xmlns:cx5="http://schemas.microsoft.com/office/drawing/2016/5/11/chartex" xmlns:cx6="http://schemas.microsoft.com/office/drawing/2016/5/12/chartex" xmlns:cx7="http://schemas.microsoft.com/office/drawing/2016/5/13/chartex" xmlns:cx8="http://schemas.microsoft.com/office/drawing/2016/5/14/chartex" xmlns:mc="http://schemas.openxmlformats.org/markup-compatibility/2006" xmlns:aink="http://schemas.microsoft.com/office/drawing/2016/ink" xmlns:am3d="http://schemas.microsoft.com/office/drawing/2017/model3d" xmlns:o="urn:schemas-microsoft-com:office:office" xmlns:oel="http://schemas.microsoft.com/office/2019/extlst" xmlns:r="http://schemas.openxmlformats.org/officeDocument/2006/relationships" xmlns:m="http://schemas.openxmlformats.org/officeDocument/2006/math" xmlns:v="urn:schemas-microsoft-com:vml" xmlns:wp14="http://schemas.microsoft.com/office/word/2010/wordprocessingDrawing" xmlns:wp="http://schemas.openxmlformats.org/drawingml/2006/wordprocessingDrawing" xmlns:w10="urn:schemas-microsoft-com:office:word" xmlns:w="http://schemas.openxmlformats.org/wordprocessingml/2006/main" xmlns:w14="http://schemas.microsoft.com/office/word/2010/wordml" xmlns:w15="http://schemas.microsoft.com/office/word/2012/wordml" xmlns:w16cex="http://schemas.microsoft.com/office/word/2018/wordml/cex" xmlns:w16cid="http://schemas.microsoft.com/office/word/2016/wordml/cid" xmlns:w16="http://schemas.microsoft.com/office/word/2018/wordml" xmlns:w16du="http://schemas.microsoft.com/office/word/2023/wordml/word16du" xmlns:w16sdtdh="http://schemas.microsoft.com/office/word/2020/wordml/sdtdatahash" xmlns:w16sdtfl="http://schemas.microsoft.com/office/word/2024/wordml/sdtformatlock" xmlns:w16se="http://schemas.microsoft.com/office/word/2015/wordml/symex" xmlns:wpg="http://schemas.microsoft.com/office/word/2010/wordprocessingGroup" xmlns:wpi="http://schemas.microsoft.com/office/word/2010/wordprocessingInk" xmlns:wne="http://schemas.microsoft.com/office/word/2006/wordml" xmlns:wps="http://schemas.microsoft.com/office/word/2010/wordprocessingShape" mc:Ignorable="w14 w15 w16se w16cid w16 w16cex w16sdtdh w16sdtfl w16du wp14">
   <w:endnote w:type="separator" w:id="-1">
     <w:p>
       <w:r>
@@ -6758,7 +6099,7 @@
 </file>
 
 <file path=word/footer1.xml><?xml version="1.0" encoding="utf-8"?>
-<w:ftr xmlns:wpc="http://schemas.microsoft.com/office/word/2010/wordprocessingCanvas" xmlns:cx="http://schemas.microsoft.com/office/drawing/2014/chartex" xmlns:cx1="http://schemas.microsoft.com/office/drawing/2015/9/8/chartex" xmlns:cx2="http://schemas.microsoft.com/office/drawing/2015/10/21/chartex" xmlns:cx3="http://schemas.microsoft.com/office/drawing/2016/5/9/chartex" xmlns:cx4="http://schemas.microsoft.com/office/drawing/2016/5/10/chartex" xmlns:cx5="http://schemas.microsoft.com/office/drawing/2016/5/11/chartex" xmlns:cx6="http://schemas.microsoft.com/office/drawing/2016/5/12/chartex" xmlns:cx7="http://schemas.microsoft.com/office/drawing/2016/5/13/chartex" xmlns:cx8="http://schemas.microsoft.com/office/drawing/2016/5/14/chartex" xmlns:mc="http://schemas.openxmlformats.org/markup-compatibility/2006" xmlns:aink="http://schemas.microsoft.com/office/drawing/2016/ink" xmlns:am3d="http://schemas.microsoft.com/office/drawing/2017/model3d" xmlns:o="urn:schemas-microsoft-com:office:office" xmlns:oel="http://schemas.microsoft.com/office/2019/extlst" xmlns:r="http://schemas.openxmlformats.org/officeDocument/2006/relationships" xmlns:m="http://schemas.openxmlformats.org/officeDocument/2006/math" xmlns:v="urn:schemas-microsoft-com:vml" xmlns:wp14="http://schemas.microsoft.com/office/word/2010/wordprocessingDrawing" xmlns:wp="http://schemas.openxmlformats.org/drawingml/2006/wordprocessingDrawing" xmlns:w10="urn:schemas-microsoft-com:office:word" xmlns:w="http://schemas.openxmlformats.org/wordprocessingml/2006/main" xmlns:w14="http://schemas.microsoft.com/office/word/2010/wordml" xmlns:w15="http://schemas.microsoft.com/office/word/2012/wordml" xmlns:w16cex="http://schemas.microsoft.com/office/word/2018/wordml/cex" xmlns:w16cid="http://schemas.microsoft.com/office/word/2016/wordml/cid" xmlns:w16="http://schemas.microsoft.com/office/word/2018/wordml" xmlns:w16sdtdh="http://schemas.microsoft.com/office/word/2020/wordml/sdtdatahash" xmlns:w16se="http://schemas.microsoft.com/office/word/2015/wordml/symex" xmlns:wpg="http://schemas.microsoft.com/office/word/2010/wordprocessingGroup" xmlns:wpi="http://schemas.microsoft.com/office/word/2010/wordprocessingInk" xmlns:wne="http://schemas.microsoft.com/office/word/2006/wordml" xmlns:wps="http://schemas.microsoft.com/office/word/2010/wordprocessingShape" mc:Ignorable="w14 w15 w16se w16cid w16 w16cex w16sdtdh wp14">
+<w:ftr xmlns:wpc="http://schemas.microsoft.com/office/word/2010/wordprocessingCanvas" xmlns:cx="http://schemas.microsoft.com/office/drawing/2014/chartex" xmlns:cx1="http://schemas.microsoft.com/office/drawing/2015/9/8/chartex" xmlns:cx2="http://schemas.microsoft.com/office/drawing/2015/10/21/chartex" xmlns:cx3="http://schemas.microsoft.com/office/drawing/2016/5/9/chartex" xmlns:cx4="http://schemas.microsoft.com/office/drawing/2016/5/10/chartex" xmlns:cx5="http://schemas.microsoft.com/office/drawing/2016/5/11/chartex" xmlns:cx6="http://schemas.microsoft.com/office/drawing/2016/5/12/chartex" xmlns:cx7="http://schemas.microsoft.com/office/drawing/2016/5/13/chartex" xmlns:cx8="http://schemas.microsoft.com/office/drawing/2016/5/14/chartex" xmlns:mc="http://schemas.openxmlformats.org/markup-compatibility/2006" xmlns:aink="http://schemas.microsoft.com/office/drawing/2016/ink" xmlns:am3d="http://schemas.microsoft.com/office/drawing/2017/model3d" xmlns:o="urn:schemas-microsoft-com:office:office" xmlns:oel="http://schemas.microsoft.com/office/2019/extlst" xmlns:r="http://schemas.openxmlformats.org/officeDocument/2006/relationships" xmlns:m="http://schemas.openxmlformats.org/officeDocument/2006/math" xmlns:v="urn:schemas-microsoft-com:vml" xmlns:wp14="http://schemas.microsoft.com/office/word/2010/wordprocessingDrawing" xmlns:wp="http://schemas.openxmlformats.org/drawingml/2006/wordprocessingDrawing" xmlns:w10="urn:schemas-microsoft-com:office:word" xmlns:w="http://schemas.openxmlformats.org/wordprocessingml/2006/main" xmlns:w14="http://schemas.microsoft.com/office/word/2010/wordml" xmlns:w15="http://schemas.microsoft.com/office/word/2012/wordml" xmlns:w16cex="http://schemas.microsoft.com/office/word/2018/wordml/cex" xmlns:w16cid="http://schemas.microsoft.com/office/word/2016/wordml/cid" xmlns:w16="http://schemas.microsoft.com/office/word/2018/wordml" xmlns:w16du="http://schemas.microsoft.com/office/word/2023/wordml/word16du" xmlns:w16sdtdh="http://schemas.microsoft.com/office/word/2020/wordml/sdtdatahash" xmlns:w16sdtfl="http://schemas.microsoft.com/office/word/2024/wordml/sdtformatlock" xmlns:w16se="http://schemas.microsoft.com/office/word/2015/wordml/symex" xmlns:wpg="http://schemas.microsoft.com/office/word/2010/wordprocessingGroup" xmlns:wpi="http://schemas.microsoft.com/office/word/2010/wordprocessingInk" xmlns:wne="http://schemas.microsoft.com/office/word/2006/wordml" xmlns:wps="http://schemas.microsoft.com/office/word/2010/wordprocessingShape" mc:Ignorable="w14 w15 w16se w16cid w16 w16cex w16sdtdh w16sdtfl w16du wp14">
   <w:p>
     <w:pPr>
       <w:spacing w:line="14" w:lineRule="auto"/>
@@ -6772,7 +6113,7 @@
 </file>
 
 <file path=word/footnotes.xml><?xml version="1.0" encoding="utf-8"?>
-<w:footnotes xmlns:wpc="http://schemas.microsoft.com/office/word/2010/wordprocessingCanvas" xmlns:cx="http://schemas.microsoft.com/office/drawing/2014/chartex" xmlns:cx1="http://schemas.microsoft.com/office/drawing/2015/9/8/chartex" xmlns:cx2="http://schemas.microsoft.com/office/drawing/2015/10/21/chartex" xmlns:cx3="http://schemas.microsoft.com/office/drawing/2016/5/9/chartex" xmlns:cx4="http://schemas.microsoft.com/office/drawing/2016/5/10/chartex" xmlns:cx5="http://schemas.microsoft.com/office/drawing/2016/5/11/chartex" xmlns:cx6="http://schemas.microsoft.com/office/drawing/2016/5/12/chartex" xmlns:cx7="http://schemas.microsoft.com/office/drawing/2016/5/13/chartex" xmlns:cx8="http://schemas.microsoft.com/office/drawing/2016/5/14/chartex" xmlns:mc="http://schemas.openxmlformats.org/markup-compatibility/2006" xmlns:aink="http://schemas.microsoft.com/office/drawing/2016/ink" xmlns:am3d="http://schemas.microsoft.com/office/drawing/2017/model3d" xmlns:o="urn:schemas-microsoft-com:office:office" xmlns:oel="http://schemas.microsoft.com/office/2019/extlst" xmlns:r="http://schemas.openxmlformats.org/officeDocument/2006/relationships" xmlns:m="http://schemas.openxmlformats.org/officeDocument/2006/math" xmlns:v="urn:schemas-microsoft-com:vml" xmlns:wp14="http://schemas.microsoft.com/office/word/2010/wordprocessingDrawing" xmlns:wp="http://schemas.openxmlformats.org/drawingml/2006/wordprocessingDrawing" xmlns:w10="urn:schemas-microsoft-com:office:word" xmlns:w="http://schemas.openxmlformats.org/wordprocessingml/2006/main" xmlns:w14="http://schemas.microsoft.com/office/word/2010/wordml" xmlns:w15="http://schemas.microsoft.com/office/word/2012/wordml" xmlns:w16cex="http://schemas.microsoft.com/office/word/2018/wordml/cex" xmlns:w16cid="http://schemas.microsoft.com/office/word/2016/wordml/cid" xmlns:w16="http://schemas.microsoft.com/office/word/2018/wordml" xmlns:w16sdtdh="http://schemas.microsoft.com/office/word/2020/wordml/sdtdatahash" xmlns:w16se="http://schemas.microsoft.com/office/word/2015/wordml/symex" xmlns:wpg="http://schemas.microsoft.com/office/word/2010/wordprocessingGroup" xmlns:wpi="http://schemas.microsoft.com/office/word/2010/wordprocessingInk" xmlns:wne="http://schemas.microsoft.com/office/word/2006/wordml" xmlns:wps="http://schemas.microsoft.com/office/word/2010/wordprocessingShape" mc:Ignorable="w14 w15 w16se w16cid w16 w16cex w16sdtdh wp14">
+<w:footnotes xmlns:wpc="http://schemas.microsoft.com/office/word/2010/wordprocessingCanvas" xmlns:cx="http://schemas.microsoft.com/office/drawing/2014/chartex" xmlns:cx1="http://schemas.microsoft.com/office/drawing/2015/9/8/chartex" xmlns:cx2="http://schemas.microsoft.com/office/drawing/2015/10/21/chartex" xmlns:cx3="http://schemas.microsoft.com/office/drawing/2016/5/9/chartex" xmlns:cx4="http://schemas.microsoft.com/office/drawing/2016/5/10/chartex" xmlns:cx5="http://schemas.microsoft.com/office/drawing/2016/5/11/chartex" xmlns:cx6="http://schemas.microsoft.com/office/drawing/2016/5/12/chartex" xmlns:cx7="http://schemas.microsoft.com/office/drawing/2016/5/13/chartex" xmlns:cx8="http://schemas.microsoft.com/office/drawing/2016/5/14/chartex" xmlns:mc="http://schemas.openxmlformats.org/markup-compatibility/2006" xmlns:aink="http://schemas.microsoft.com/office/drawing/2016/ink" xmlns:am3d="http://schemas.microsoft.com/office/drawing/2017/model3d" xmlns:o="urn:schemas-microsoft-com:office:office" xmlns:oel="http://schemas.microsoft.com/office/2019/extlst" xmlns:r="http://schemas.openxmlformats.org/officeDocument/2006/relationships" xmlns:m="http://schemas.openxmlformats.org/officeDocument/2006/math" xmlns:v="urn:schemas-microsoft-com:vml" xmlns:wp14="http://schemas.microsoft.com/office/word/2010/wordprocessingDrawing" xmlns:wp="http://schemas.openxmlformats.org/drawingml/2006/wordprocessingDrawing" xmlns:w10="urn:schemas-microsoft-com:office:word" xmlns:w="http://schemas.openxmlformats.org/wordprocessingml/2006/main" xmlns:w14="http://schemas.microsoft.com/office/word/2010/wordml" xmlns:w15="http://schemas.microsoft.com/office/word/2012/wordml" xmlns:w16cex="http://schemas.microsoft.com/office/word/2018/wordml/cex" xmlns:w16cid="http://schemas.microsoft.com/office/word/2016/wordml/cid" xmlns:w16="http://schemas.microsoft.com/office/word/2018/wordml" xmlns:w16du="http://schemas.microsoft.com/office/word/2023/wordml/word16du" xmlns:w16sdtdh="http://schemas.microsoft.com/office/word/2020/wordml/sdtdatahash" xmlns:w16sdtfl="http://schemas.microsoft.com/office/word/2024/wordml/sdtformatlock" xmlns:w16se="http://schemas.microsoft.com/office/word/2015/wordml/symex" xmlns:wpg="http://schemas.microsoft.com/office/word/2010/wordprocessingGroup" xmlns:wpi="http://schemas.microsoft.com/office/word/2010/wordprocessingInk" xmlns:wne="http://schemas.microsoft.com/office/word/2006/wordml" xmlns:wps="http://schemas.microsoft.com/office/word/2010/wordprocessingShape" mc:Ignorable="w14 w15 w16se w16cid w16 w16cex w16sdtdh w16sdtfl w16du wp14">
   <w:footnote w:type="separator" w:id="-1">
     <w:p>
       <w:r>
@@ -6791,7 +6132,7 @@
 </file>
 
 <file path=word/numbering.xml><?xml version="1.0" encoding="utf-8"?>
-<w:numbering xmlns:wpc="http://schemas.microsoft.com/office/word/2010/wordprocessingCanvas" xmlns:cx="http://schemas.microsoft.com/office/drawing/2014/chartex" xmlns:cx1="http://schemas.microsoft.com/office/drawing/2015/9/8/chartex" xmlns:cx2="http://schemas.microsoft.com/office/drawing/2015/10/21/chartex" xmlns:cx3="http://schemas.microsoft.com/office/drawing/2016/5/9/chartex" xmlns:cx4="http://schemas.microsoft.com/office/drawing/2016/5/10/chartex" xmlns:cx5="http://schemas.microsoft.com/office/drawing/2016/5/11/chartex" xmlns:cx6="http://schemas.microsoft.com/office/drawing/2016/5/12/chartex" xmlns:cx7="http://schemas.microsoft.com/office/drawing/2016/5/13/chartex" xmlns:cx8="http://schemas.microsoft.com/office/drawing/2016/5/14/chartex" xmlns:mc="http://schemas.openxmlformats.org/markup-compatibility/2006" xmlns:aink="http://schemas.microsoft.com/office/drawing/2016/ink" xmlns:am3d="http://schemas.microsoft.com/office/drawing/2017/model3d" xmlns:o="urn:schemas-microsoft-com:office:office" xmlns:oel="http://schemas.microsoft.com/office/2019/extlst" xmlns:r="http://schemas.openxmlformats.org/officeDocument/2006/relationships" xmlns:m="http://schemas.openxmlformats.org/officeDocument/2006/math" xmlns:v="urn:schemas-microsoft-com:vml" xmlns:wp14="http://schemas.microsoft.com/office/word/2010/wordprocessingDrawing" xmlns:wp="http://schemas.openxmlformats.org/drawingml/2006/wordprocessingDrawing" xmlns:w10="urn:schemas-microsoft-com:office:word" xmlns:w="http://schemas.openxmlformats.org/wordprocessingml/2006/main" xmlns:w14="http://schemas.microsoft.com/office/word/2010/wordml" xmlns:w15="http://schemas.microsoft.com/office/word/2012/wordml" xmlns:w16cex="http://schemas.microsoft.com/office/word/2018/wordml/cex" xmlns:w16cid="http://schemas.microsoft.com/office/word/2016/wordml/cid" xmlns:w16="http://schemas.microsoft.com/office/word/2018/wordml" xmlns:w16sdtdh="http://schemas.microsoft.com/office/word/2020/wordml/sdtdatahash" xmlns:w16se="http://schemas.microsoft.com/office/word/2015/wordml/symex" xmlns:wpg="http://schemas.microsoft.com/office/word/2010/wordprocessingGroup" xmlns:wpi="http://schemas.microsoft.com/office/word/2010/wordprocessingInk" xmlns:wne="http://schemas.microsoft.com/office/word/2006/wordml" xmlns:wps="http://schemas.microsoft.com/office/word/2010/wordprocessingShape" mc:Ignorable="w14 w15 w16se w16cid w16 w16cex w16sdtdh wp14">
+<w:numbering xmlns:wpc="http://schemas.microsoft.com/office/word/2010/wordprocessingCanvas" xmlns:cx="http://schemas.microsoft.com/office/drawing/2014/chartex" xmlns:cx1="http://schemas.microsoft.com/office/drawing/2015/9/8/chartex" xmlns:cx2="http://schemas.microsoft.com/office/drawing/2015/10/21/chartex" xmlns:cx3="http://schemas.microsoft.com/office/drawing/2016/5/9/chartex" xmlns:cx4="http://schemas.microsoft.com/office/drawing/2016/5/10/chartex" xmlns:cx5="http://schemas.microsoft.com/office/drawing/2016/5/11/chartex" xmlns:cx6="http://schemas.microsoft.com/office/drawing/2016/5/12/chartex" xmlns:cx7="http://schemas.microsoft.com/office/drawing/2016/5/13/chartex" xmlns:cx8="http://schemas.microsoft.com/office/drawing/2016/5/14/chartex" xmlns:mc="http://schemas.openxmlformats.org/markup-compatibility/2006" xmlns:aink="http://schemas.microsoft.com/office/drawing/2016/ink" xmlns:am3d="http://schemas.microsoft.com/office/drawing/2017/model3d" xmlns:o="urn:schemas-microsoft-com:office:office" xmlns:oel="http://schemas.microsoft.com/office/2019/extlst" xmlns:r="http://schemas.openxmlformats.org/officeDocument/2006/relationships" xmlns:m="http://schemas.openxmlformats.org/officeDocument/2006/math" xmlns:v="urn:schemas-microsoft-com:vml" xmlns:wp14="http://schemas.microsoft.com/office/word/2010/wordprocessingDrawing" xmlns:wp="http://schemas.openxmlformats.org/drawingml/2006/wordprocessingDrawing" xmlns:w10="urn:schemas-microsoft-com:office:word" xmlns:w="http://schemas.openxmlformats.org/wordprocessingml/2006/main" xmlns:w14="http://schemas.microsoft.com/office/word/2010/wordml" xmlns:w15="http://schemas.microsoft.com/office/word/2012/wordml" xmlns:w16cex="http://schemas.microsoft.com/office/word/2018/wordml/cex" xmlns:w16cid="http://schemas.microsoft.com/office/word/2016/wordml/cid" xmlns:w16="http://schemas.microsoft.com/office/word/2018/wordml" xmlns:w16du="http://schemas.microsoft.com/office/word/2023/wordml/word16du" xmlns:w16sdtdh="http://schemas.microsoft.com/office/word/2020/wordml/sdtdatahash" xmlns:w16sdtfl="http://schemas.microsoft.com/office/word/2024/wordml/sdtformatlock" xmlns:w16se="http://schemas.microsoft.com/office/word/2015/wordml/symex" xmlns:wpg="http://schemas.microsoft.com/office/word/2010/wordprocessingGroup" xmlns:wpi="http://schemas.microsoft.com/office/word/2010/wordprocessingInk" xmlns:wne="http://schemas.microsoft.com/office/word/2006/wordml" xmlns:wps="http://schemas.microsoft.com/office/word/2010/wordprocessingShape" mc:Ignorable="w14 w15 w16se w16cid w16 w16cex w16sdtdh w16sdtfl w16du wp14">
   <w:abstractNum w:abstractNumId="0" w15:restartNumberingAfterBreak="0">
     <w:nsid w:val="005B447F"/>
     <w:multiLevelType w:val="hybridMultilevel"/>
@@ -10505,7 +9846,7 @@
 </file>
 
 <file path=word/styles.xml><?xml version="1.0" encoding="utf-8"?>
-<w:styles xmlns:mc="http://schemas.openxmlformats.org/markup-compatibility/2006" xmlns:r="http://schemas.openxmlformats.org/officeDocument/2006/relationships" xmlns:w="http://schemas.openxmlformats.org/wordprocessingml/2006/main" xmlns:w14="http://schemas.microsoft.com/office/word/2010/wordml" xmlns:w15="http://schemas.microsoft.com/office/word/2012/wordml" xmlns:w16cex="http://schemas.microsoft.com/office/word/2018/wordml/cex" xmlns:w16cid="http://schemas.microsoft.com/office/word/2016/wordml/cid" xmlns:w16="http://schemas.microsoft.com/office/word/2018/wordml" xmlns:w16sdtdh="http://schemas.microsoft.com/office/word/2020/wordml/sdtdatahash" xmlns:w16se="http://schemas.microsoft.com/office/word/2015/wordml/symex" mc:Ignorable="w14 w15 w16se w16cid w16 w16cex w16sdtdh">
+<w:styles xmlns:mc="http://schemas.openxmlformats.org/markup-compatibility/2006" xmlns:r="http://schemas.openxmlformats.org/officeDocument/2006/relationships" xmlns:w="http://schemas.openxmlformats.org/wordprocessingml/2006/main" xmlns:w14="http://schemas.microsoft.com/office/word/2010/wordml" xmlns:w15="http://schemas.microsoft.com/office/word/2012/wordml" xmlns:w16cex="http://schemas.microsoft.com/office/word/2018/wordml/cex" xmlns:w16cid="http://schemas.microsoft.com/office/word/2016/wordml/cid" xmlns:w16="http://schemas.microsoft.com/office/word/2018/wordml" xmlns:w16du="http://schemas.microsoft.com/office/word/2023/wordml/word16du" xmlns:w16sdtdh="http://schemas.microsoft.com/office/word/2020/wordml/sdtdatahash" xmlns:w16sdtfl="http://schemas.microsoft.com/office/word/2024/wordml/sdtformatlock" xmlns:w16se="http://schemas.microsoft.com/office/word/2015/wordml/symex" mc:Ignorable="w14 w15 w16se w16cid w16 w16cex w16sdtdh w16sdtfl w16du">
   <w:docDefaults>
     <w:rPrDefault>
       <w:rPr>
